--- a/docs/a traduire/8/Conclusao_Geral_PT-BR.docx
+++ b/docs/a traduire/8/Conclusao_Geral_PT-BR.docx
@@ -381,7 +381,7 @@
           <w:color w:val="202020"/>
           <w:sz w:val="22"/>
         </w:rPr>
-        <w:t>O indice CACI (Compute-Adjusted Competitive Index) desenvolvido neste estudo permite a quantificacao da assimetria estrutural. No snapshot do painel publico de abril de 2026, a razao bruta de computacao instalada operacional EUA/UE(13) e de 17,6:1, traduzida por uma formula geometrica ponderada F^0,40 x L^0,20 x R^0,15 / E^0,25 em uma razao CACI Power Mode de 3,46:1. A concentracao de 76,9 por cento da computacao de IA operacional global nos Estados Unidos (49,9 por cento incluindo capacidades planejadas), um capex anual dos hyperscalers de 660-690 bilhoes de USD (superior ao PIB da Suecia) e um custo de treinamento de modelos de fronteira 5 a 10 vezes inferior ao custo europeu confirmam este dominio. A vantagem e autorreforcante: as empresas com acesso abundante a computacao captam rendas de inovacao e de dados que sao muito dificeis de alcancar posteriormente (Capitulo IV).</w:t>
+        <w:t>O indice CACI (Compute-Adjusted Competitive Index) desenvolvido neste estudo permite a quantificacao da assimetria estrutural. No snapshot do painel publico de abril de 2026, a razao bruta de computacao instalada operacional EUA/UE(13) e de 17,6:1, traduzida por uma formula geometrica ponderada F^0,40 x L^0,20 x R^0,15 / E^0,25 em uma razao CACI Power Mode de 3,64:1. A concentracao de 76,9 por cento da computacao de IA operacional global nos Estados Unidos (49,9 por cento incluindo capacidades planejadas), um capex anual dos hyperscalers de 660-690 bilhoes de USD (superior ao PIB da Suecia) e um custo de treinamento de modelos de fronteira 5 a 10 vezes inferior ao custo europeu confirmam este dominio. A vantagem e autorreforcante: as empresas com acesso abundante a computacao captam rendas de inovacao e de dados que sao muito dificeis de alcancar posteriormente (Capitulo IV).</w:t>
       </w:r>
     </w:p>
     <w:p>
@@ -856,7 +856,7 @@
           <w:color w:val="202020"/>
           <w:sz w:val="22"/>
         </w:rPr>
-        <w:t>O tempo e essencial. O ponto de virada identificado neste estudo e em 2028: convergencia da saturacao de computacao e energia da UE (Capitulo V secao 5.7.3), potencial ativacao dos Mandatos de Soberania de Nuvem (Capitulo V secao 5.9) e o provavel fim da janela de vulnerabilidade antes que as posicoes se cristalizem. Apos esta data, as posicoes se tornam rigidas em torno da linha de base de 17,6:1 bruto / 3,46:1 CACI Power Mode e as dependencias tornam-se estruturais. A janela de acao estrategica 2026-2028 e estreita. Os 109 bilhoes de EUR em investimentos em IA anunciados para a Franca, o programa InvestAI de 200 bilhoes de EUR, a ascensao da Mistral Compute e os locais nucleares dedicados da EDF sao os elementos de uma resposta. Mas entre o anuncio e a execucao, existe a distancia que separa a estrategia da realidade. A India promete 200 bilhoes de USD, mas possui apenas 1,4 GW instalados. A Europa nao pode se dar ao luxo de uma lacuna comparavel entre ambicao e realizacao.</w:t>
+        <w:t>O tempo e essencial. O ponto de virada identificado neste estudo e em 2028: convergencia da saturacao de computacao e energia da UE (Capitulo V secao 5.7.3), potencial ativacao dos Mandatos de Soberania de Nuvem (Capitulo V secao 5.9) e o provavel fim da janela de vulnerabilidade antes que as posicoes se cristalizem. Apos esta data, as posicoes se tornam rigidas em torno da linha de base de 17,6:1 bruto / 3,64:1 CACI Power Mode e as dependencias tornam-se estruturais. A janela de acao estrategica 2026-2028 e estreita. Os 109 bilhoes de EUR em investimentos em IA anunciados para a Franca, o programa InvestAI de 200 bilhoes de EUR, a ascensao da Mistral Compute e os locais nucleares dedicados da EDF sao os elementos de uma resposta. Mas entre o anuncio e a execucao, existe a distancia que separa a estrategia da realidade. A India promete 200 bilhoes de USD, mas possui apenas 1,4 GW instalados. A Europa nao pode se dar ao luxo de uma lacuna comparavel entre ambicao e realizacao.</w:t>
       </w:r>
     </w:p>
     <w:p>
@@ -916,7 +916,7 @@
           <w:color w:val="555555"/>
           <w:sz w:val="18"/>
         </w:rPr>
-        <w:t>Fonte: Construcao do autor, calibrada no snapshot de abril de 2026 (EUA 76,9% da computacao de IA operacional, razao bruta da UE de 17,6:1, CACI Power Mode de 3,46:1).</w:t>
+        <w:t>Fonte: Construcao do autor, calibrada no snapshot de abril de 2026 (EUA 78,9% da computacao de IA operacional, razao bruta da UE de 17,6:1, CACI Power Mode de 3,64:1).</w:t>
       </w:r>
     </w:p>
     <w:tbl>
@@ -1056,7 +1056,7 @@
                 <w:color w:val="202020"/>
                 <w:sz w:val="20"/>
               </w:rPr>
-              <w:t>Compute gap 17,6:1 bruto / 3,46:1 CACI; custos de treinamento x5-10</w:t>
+              <w:t>Compute gap 17,6:1 bruto / 3,64:1 CACI; custos de treinamento x5-10</w:t>
             </w:r>
           </w:p>
         </w:tc>

--- a/docs/a traduire/8/Conclusao_Geral_PT-BR.docx
+++ b/docs/a traduire/8/Conclusao_Geral_PT-BR.docx
@@ -381,7 +381,7 @@
           <w:color w:val="202020"/>
           <w:sz w:val="22"/>
         </w:rPr>
-        <w:t>O indice CACI (Compute-Adjusted Competitive Index) desenvolvido neste estudo permite a quantificacao da assimetria estrutural. No snapshot do painel publico de abril de 2026, a razao bruta de computacao instalada operacional EUA/UE(13) e de 17,6:1, traduzida por uma formula geometrica ponderada F^0,40 x L^0,20 x R^0,15 / E^0,25 em uma razao CACI Power Mode de 3,64:1. A concentracao de 76,9 por cento da computacao de IA operacional global nos Estados Unidos (49,9 por cento incluindo capacidades planejadas), um capex anual dos hyperscalers de 660-690 bilhoes de USD (superior ao PIB da Suecia) e um custo de treinamento de modelos de fronteira 5 a 10 vezes inferior ao custo europeu confirmam este dominio. A vantagem e autorreforcante: as empresas com acesso abundante a computacao captam rendas de inovacao e de dados que sao muito dificeis de alcancar posteriormente (Capitulo IV).</w:t>
+        <w:t>O indice CACI (Compute-Adjusted Competitive Index) desenvolvido neste estudo permite a quantificacao da assimetria estrutural. No snapshot do painel publico de abril de 2026, a razao bruta de computacao instalada operacional EUA/UE(13) e de 17,6:1, traduzida por uma formula geometrica ponderada F^0,40 x L^0,20 x R^0,15 / E^0,25 em uma razao CACI Power Mode de 3,47:1. A concentracao de 76,9 por cento da computacao de IA operacional global nos Estados Unidos (49,9 por cento incluindo capacidades planejadas), um capex anual dos hyperscalers de 660-690 bilhoes de USD (superior ao PIB da Suecia) e um custo de treinamento de modelos de fronteira 5 a 10 vezes inferior ao custo europeu confirmam este dominio. A vantagem e autorreforcante: as empresas com acesso abundante a computacao captam rendas de inovacao e de dados que sao muito dificeis de alcancar posteriormente (Capitulo IV).</w:t>
       </w:r>
     </w:p>
     <w:p>
@@ -856,7 +856,7 @@
           <w:color w:val="202020"/>
           <w:sz w:val="22"/>
         </w:rPr>
-        <w:t>O tempo e essencial. O ponto de virada identificado neste estudo e em 2028: convergencia da saturacao de computacao e energia da UE (Capitulo V secao 5.7.3), potencial ativacao dos Mandatos de Soberania de Nuvem (Capitulo V secao 5.9) e o provavel fim da janela de vulnerabilidade antes que as posicoes se cristalizem. Apos esta data, as posicoes se tornam rigidas em torno da linha de base de 17,6:1 bruto / 3,64:1 CACI Power Mode e as dependencias tornam-se estruturais. A janela de acao estrategica 2026-2028 e estreita. Os 109 bilhoes de EUR em investimentos em IA anunciados para a Franca, o programa InvestAI de 200 bilhoes de EUR, a ascensao da Mistral Compute e os locais nucleares dedicados da EDF sao os elementos de uma resposta. Mas entre o anuncio e a execucao, existe a distancia que separa a estrategia da realidade. A India promete 200 bilhoes de USD, mas possui apenas 1,4 GW instalados. A Europa nao pode se dar ao luxo de uma lacuna comparavel entre ambicao e realizacao.</w:t>
+        <w:t>O tempo e essencial. O ponto de virada identificado neste estudo e em 2028: convergencia da saturacao de computacao e energia da UE (Capitulo V secao 5.7.3), potencial ativacao dos Mandatos de Soberania de Nuvem (Capitulo V secao 5.9) e o provavel fim da janela de vulnerabilidade antes que as posicoes se cristalizem. Apos esta data, as posicoes se tornam rigidas em torno da linha de base de 17,6:1 bruto / 3,47:1 CACI Power Mode e as dependencias tornam-se estruturais. A janela de acao estrategica 2026-2028 e estreita. Os 109 bilhoes de EUR em investimentos em IA anunciados para a Franca, o programa InvestAI de 200 bilhoes de EUR, a ascensao da Mistral Compute e os locais nucleares dedicados da EDF sao os elementos de uma resposta. Mas entre o anuncio e a execucao, existe a distancia que separa a estrategia da realidade. A India promete 200 bilhoes de USD, mas possui apenas 1,4 GW instalados. A Europa nao pode se dar ao luxo de uma lacuna comparavel entre ambicao e realizacao.</w:t>
       </w:r>
     </w:p>
     <w:p>
@@ -916,7 +916,7 @@
           <w:color w:val="555555"/>
           <w:sz w:val="18"/>
         </w:rPr>
-        <w:t>Fonte: Construcao do autor, calibrada no snapshot de abril de 2026 (EUA 78,9% da computacao de IA operacional, razao bruta da UE de 17,6:1, CACI Power Mode de 3,64:1).</w:t>
+        <w:t>Fonte: Construcao do autor, calibrada no snapshot de abril de 2026 (EUA 78,9% da computacao de IA operacional, razao bruta da UE de 17,6:1, CACI Power Mode de 3,47:1).</w:t>
       </w:r>
     </w:p>
     <w:tbl>
@@ -1056,7 +1056,7 @@
                 <w:color w:val="202020"/>
                 <w:sz w:val="20"/>
               </w:rPr>
-              <w:t>Compute gap 17,6:1 bruto / 3,64:1 CACI; custos de treinamento x5-10</w:t>
+              <w:t>Compute gap 17,6:1 bruto / 3,47:1 CACI; custos de treinamento x5-10</w:t>
             </w:r>
           </w:p>
         </w:tc>

--- a/docs/a traduire/8/Conclusao_Geral_PT-BR.docx
+++ b/docs/a traduire/8/Conclusao_Geral_PT-BR.docx
@@ -99,7 +99,7 @@
                 <w:color w:val="1A2744"/>
                 <w:sz w:val="22"/>
               </w:rPr>
-              <w:t>76,9 pct do compute IA operacional mundial = EUA</w:t>
+              <w:t>78,9 pct do compute IA operacional mundial = EUA</w:t>
             </w:r>
           </w:p>
         </w:tc>
@@ -141,7 +141,7 @@
                 <w:color w:val="1A2744"/>
                 <w:sz w:val="22"/>
               </w:rPr>
-              <w:t>3,46:1 razao CACI EUA/UE (Power Mode)</w:t>
+              <w:t>3,47:1 razao CACI EUA/UE (Power Mode)</w:t>
             </w:r>
           </w:p>
         </w:tc>
@@ -381,7 +381,7 @@
           <w:color w:val="202020"/>
           <w:sz w:val="22"/>
         </w:rPr>
-        <w:t>O indice CACI (Compute-Adjusted Competitive Index) desenvolvido neste estudo permite a quantificacao da assimetria estrutural. No snapshot do painel publico de abril de 2026, a razao bruta de computacao instalada operacional EUA/UE(13) e de 17,6:1, traduzida por uma formula geometrica ponderada F^0,40 x L^0,20 x R^0,15 / E^0,25 em uma razao CACI Power Mode de 3,47:1. A concentracao de 76,9 por cento da computacao de IA operacional global nos Estados Unidos (49,9 por cento incluindo capacidades planejadas), um capex anual dos hyperscalers de 660-690 bilhoes de USD (superior ao PIB da Suecia) e um custo de treinamento de modelos de fronteira 5 a 10 vezes inferior ao custo europeu confirmam este dominio. A vantagem e autorreforcante: as empresas com acesso abundante a computacao captam rendas de inovacao e de dados que sao muito dificeis de alcancar posteriormente (Capitulo IV).</w:t>
+        <w:t>O indice CACI (Compute-Adjusted Competitive Index) desenvolvido neste estudo permite a quantificacao da assimetria estrutural. No snapshot do painel publico de abril de 2026, a razao bruta de computacao instalada operacional EUA/UE(13) e de 17,6:1, traduzida por uma formula geometrica ponderada F^0,40 x L^0,20 x R^0,15 / E^0,25 em uma razao CACI Power Mode de 3,47:1. A concentracao de 78,9 por cento da computacao de IA operacional global nos Estados Unidos (49,9 por cento incluindo capacidades planejadas), um capex anual dos hyperscalers de 660-690 bilhoes de USD (superior ao PIB da Suecia) e um custo de treinamento de modelos de fronteira 5 a 10 vezes inferior ao custo europeu confirmam este dominio. A vantagem e autorreforcante: as empresas com acesso abundante a computacao captam rendas de inovacao e de dados que sao muito dificeis de alcancar posteriormente (Capitulo IV).</w:t>
       </w:r>
     </w:p>
     <w:p>
